--- a/Identity/ASP.NET Core Identity.docx
+++ b/Identity/ASP.NET Core Identity.docx
@@ -4409,15 +4409,7 @@
           <w:szCs w:val="22"/>
           <w:highlight w:val="green"/>
         </w:rPr>
-        <w:t>n</w:t>
-      </w:r>
-      <w:r>
-        <w:rPr>
-          <w:sz w:val="22"/>
-          <w:szCs w:val="22"/>
-          <w:highlight w:val="green"/>
-        </w:rPr>
-        <w:t>ó</w:t>
+        <w:t>nó</w:t>
       </w:r>
       <w:proofErr w:type="spellEnd"/>
       <w:r>
@@ -6134,9 +6126,1869 @@
     </w:p>
     <w:p>
       <w:pPr>
-        <w:rPr>
-          <w:b/>
-          <w:bCs/>
+        <w:pStyle w:val="ListParagraph"/>
+        <w:rPr>
+          <w:lang w:val="vi-VN"/>
+        </w:rPr>
+      </w:pPr>
+    </w:p>
+    <w:p>
+      <w:pPr>
+        <w:pStyle w:val="ListParagraph"/>
+        <w:rPr>
+          <w:lang w:val="vi-VN"/>
+        </w:rPr>
+      </w:pPr>
+    </w:p>
+    <w:p>
+      <w:pPr>
+        <w:pStyle w:val="ListParagraph"/>
+        <w:rPr>
+          <w:lang w:val="vi-VN"/>
+        </w:rPr>
+      </w:pPr>
+    </w:p>
+    <w:p>
+      <w:pPr>
+        <w:pStyle w:val="ListParagraph"/>
+        <w:rPr>
+          <w:lang w:val="vi-VN"/>
+        </w:rPr>
+      </w:pPr>
+    </w:p>
+    <w:p>
+      <w:pPr>
+        <w:pStyle w:val="ListParagraph"/>
+        <w:rPr>
+          <w:lang w:val="vi-VN"/>
+        </w:rPr>
+      </w:pPr>
+      <w:r>
+        <w:rPr>
+          <w:lang w:val="vi-VN"/>
+        </w:rPr>
+        <w:lastRenderedPageBreak/>
+        <w:t xml:space="preserve">var   id  =  </w:t>
+      </w:r>
+      <w:proofErr w:type="spellStart"/>
+      <w:r>
+        <w:t>HttpContext.Session.Id</w:t>
+      </w:r>
+      <w:proofErr w:type="spellEnd"/>
+      <w:r>
+        <w:rPr>
+          <w:lang w:val="vi-VN"/>
+        </w:rPr>
+        <w:t xml:space="preserve">   </w:t>
+      </w:r>
+      <w:r>
+        <w:rPr>
+          <w:highlight w:val="green"/>
+          <w:lang w:val="vi-VN"/>
+        </w:rPr>
+        <w:t xml:space="preserve">// </w:t>
+      </w:r>
+      <w:proofErr w:type="spellStart"/>
+      <w:r>
+        <w:rPr>
+          <w:highlight w:val="green"/>
+        </w:rPr>
+        <w:t>Cùng</w:t>
+      </w:r>
+      <w:proofErr w:type="spellEnd"/>
+      <w:r>
+        <w:rPr>
+          <w:highlight w:val="green"/>
+        </w:rPr>
+        <w:t xml:space="preserve"> </w:t>
+      </w:r>
+      <w:proofErr w:type="spellStart"/>
+      <w:r>
+        <w:rPr>
+          <w:highlight w:val="green"/>
+        </w:rPr>
+        <w:t>một</w:t>
+      </w:r>
+      <w:proofErr w:type="spellEnd"/>
+      <w:r>
+        <w:rPr>
+          <w:highlight w:val="green"/>
+        </w:rPr>
+        <w:t xml:space="preserve"> </w:t>
+      </w:r>
+      <w:proofErr w:type="spellStart"/>
+      <w:r>
+        <w:rPr>
+          <w:highlight w:val="green"/>
+        </w:rPr>
+        <w:t>máy</w:t>
+      </w:r>
+      <w:proofErr w:type="spellEnd"/>
+      <w:r>
+        <w:rPr>
+          <w:highlight w:val="green"/>
+        </w:rPr>
+        <w:t xml:space="preserve"> + </w:t>
+      </w:r>
+      <w:proofErr w:type="spellStart"/>
+      <w:r>
+        <w:rPr>
+          <w:highlight w:val="green"/>
+        </w:rPr>
+        <w:t>Cùng</w:t>
+      </w:r>
+      <w:proofErr w:type="spellEnd"/>
+      <w:r>
+        <w:rPr>
+          <w:highlight w:val="green"/>
+        </w:rPr>
+        <w:t xml:space="preserve"> </w:t>
+      </w:r>
+      <w:proofErr w:type="spellStart"/>
+      <w:r>
+        <w:rPr>
+          <w:highlight w:val="green"/>
+        </w:rPr>
+        <w:t>một</w:t>
+      </w:r>
+      <w:proofErr w:type="spellEnd"/>
+      <w:r>
+        <w:rPr>
+          <w:highlight w:val="green"/>
+        </w:rPr>
+        <w:t xml:space="preserve"> </w:t>
+      </w:r>
+      <w:proofErr w:type="spellStart"/>
+      <w:r>
+        <w:rPr>
+          <w:highlight w:val="green"/>
+        </w:rPr>
+        <w:t>trình</w:t>
+      </w:r>
+      <w:proofErr w:type="spellEnd"/>
+      <w:r>
+        <w:rPr>
+          <w:highlight w:val="green"/>
+        </w:rPr>
+        <w:t xml:space="preserve"> </w:t>
+      </w:r>
+      <w:proofErr w:type="spellStart"/>
+      <w:r>
+        <w:rPr>
+          <w:highlight w:val="green"/>
+        </w:rPr>
+        <w:t>duyệt</w:t>
+      </w:r>
+      <w:proofErr w:type="spellEnd"/>
+      <w:r>
+        <w:rPr>
+          <w:highlight w:val="green"/>
+        </w:rPr>
+        <w:t xml:space="preserve"> = ID GIỐNG NHAU.</w:t>
+      </w:r>
+      <w:r>
+        <w:rPr>
+          <w:highlight w:val="green"/>
+        </w:rPr>
+        <w:t xml:space="preserve"> </w:t>
+      </w:r>
+    </w:p>
+    <w:p>
+      <w:pPr>
+        <w:pStyle w:val="ListParagraph"/>
+        <w:rPr>
+          <w:b/>
+          <w:bCs/>
+        </w:rPr>
+      </w:pPr>
+      <w:r>
+        <w:rPr>
+          <w:b/>
+          <w:bCs/>
+          <w:highlight w:val="green"/>
+        </w:rPr>
+        <w:t xml:space="preserve">Quy </w:t>
+      </w:r>
+      <w:proofErr w:type="spellStart"/>
+      <w:r>
+        <w:rPr>
+          <w:b/>
+          <w:bCs/>
+          <w:highlight w:val="green"/>
+        </w:rPr>
+        <w:t>trình</w:t>
+      </w:r>
+      <w:proofErr w:type="spellEnd"/>
+      <w:r>
+        <w:rPr>
+          <w:b/>
+          <w:bCs/>
+          <w:highlight w:val="green"/>
+        </w:rPr>
+        <w:t xml:space="preserve"> </w:t>
+      </w:r>
+      <w:proofErr w:type="spellStart"/>
+      <w:r>
+        <w:rPr>
+          <w:b/>
+          <w:bCs/>
+          <w:highlight w:val="green"/>
+        </w:rPr>
+        <w:t>định</w:t>
+      </w:r>
+      <w:proofErr w:type="spellEnd"/>
+      <w:r>
+        <w:rPr>
+          <w:b/>
+          <w:bCs/>
+          <w:highlight w:val="green"/>
+        </w:rPr>
+        <w:t xml:space="preserve"> </w:t>
+      </w:r>
+      <w:proofErr w:type="spellStart"/>
+      <w:r>
+        <w:rPr>
+          <w:b/>
+          <w:bCs/>
+          <w:highlight w:val="green"/>
+        </w:rPr>
+        <w:t>danh</w:t>
+      </w:r>
+      <w:proofErr w:type="spellEnd"/>
+      <w:r>
+        <w:rPr>
+          <w:b/>
+          <w:bCs/>
+          <w:highlight w:val="green"/>
+        </w:rPr>
+        <w:t xml:space="preserve"> </w:t>
+      </w:r>
+      <w:proofErr w:type="spellStart"/>
+      <w:r>
+        <w:rPr>
+          <w:b/>
+          <w:bCs/>
+          <w:highlight w:val="green"/>
+        </w:rPr>
+        <w:t>Trình</w:t>
+      </w:r>
+      <w:proofErr w:type="spellEnd"/>
+      <w:r>
+        <w:rPr>
+          <w:b/>
+          <w:bCs/>
+          <w:highlight w:val="green"/>
+        </w:rPr>
+        <w:t xml:space="preserve"> </w:t>
+      </w:r>
+      <w:proofErr w:type="spellStart"/>
+      <w:r>
+        <w:rPr>
+          <w:b/>
+          <w:bCs/>
+          <w:highlight w:val="green"/>
+        </w:rPr>
+        <w:t>duyệt</w:t>
+      </w:r>
+      <w:proofErr w:type="spellEnd"/>
+      <w:r>
+        <w:rPr>
+          <w:b/>
+          <w:bCs/>
+          <w:highlight w:val="green"/>
+        </w:rPr>
+        <w:t xml:space="preserve"> (Session ID Workflow)</w:t>
+      </w:r>
+    </w:p>
+    <w:p>
+      <w:pPr>
+        <w:pStyle w:val="ListParagraph"/>
+        <w:rPr>
+          <w:b/>
+          <w:bCs/>
+        </w:rPr>
+      </w:pPr>
+      <w:r>
+        <w:rPr>
+          <w:b/>
+          <w:bCs/>
+        </w:rPr>
+        <w:t xml:space="preserve">1. </w:t>
+      </w:r>
+      <w:proofErr w:type="spellStart"/>
+      <w:r>
+        <w:rPr>
+          <w:b/>
+          <w:bCs/>
+        </w:rPr>
+        <w:t>Chào</w:t>
+      </w:r>
+      <w:proofErr w:type="spellEnd"/>
+      <w:r>
+        <w:rPr>
+          <w:b/>
+          <w:bCs/>
+        </w:rPr>
+        <w:t xml:space="preserve"> </w:t>
+      </w:r>
+      <w:proofErr w:type="spellStart"/>
+      <w:r>
+        <w:rPr>
+          <w:b/>
+          <w:bCs/>
+        </w:rPr>
+        <w:t>hỏi</w:t>
+      </w:r>
+      <w:proofErr w:type="spellEnd"/>
+      <w:r>
+        <w:rPr>
+          <w:b/>
+          <w:bCs/>
+        </w:rPr>
+        <w:t xml:space="preserve"> (</w:t>
+      </w:r>
+      <w:proofErr w:type="spellStart"/>
+      <w:r>
+        <w:rPr>
+          <w:b/>
+          <w:bCs/>
+        </w:rPr>
+        <w:t>Lần</w:t>
+      </w:r>
+      <w:proofErr w:type="spellEnd"/>
+      <w:r>
+        <w:rPr>
+          <w:b/>
+          <w:bCs/>
+        </w:rPr>
+        <w:t xml:space="preserve"> </w:t>
+      </w:r>
+      <w:proofErr w:type="spellStart"/>
+      <w:r>
+        <w:rPr>
+          <w:b/>
+          <w:bCs/>
+        </w:rPr>
+        <w:t>đầu</w:t>
+      </w:r>
+      <w:proofErr w:type="spellEnd"/>
+      <w:r>
+        <w:rPr>
+          <w:b/>
+          <w:bCs/>
+        </w:rPr>
+        <w:t xml:space="preserve"> </w:t>
+      </w:r>
+      <w:proofErr w:type="spellStart"/>
+      <w:r>
+        <w:rPr>
+          <w:b/>
+          <w:bCs/>
+        </w:rPr>
+        <w:t>truy</w:t>
+      </w:r>
+      <w:proofErr w:type="spellEnd"/>
+      <w:r>
+        <w:rPr>
+          <w:b/>
+          <w:bCs/>
+        </w:rPr>
+        <w:t xml:space="preserve"> </w:t>
+      </w:r>
+      <w:proofErr w:type="spellStart"/>
+      <w:r>
+        <w:rPr>
+          <w:b/>
+          <w:bCs/>
+        </w:rPr>
+        <w:t>cập</w:t>
+      </w:r>
+      <w:proofErr w:type="spellEnd"/>
+      <w:r>
+        <w:rPr>
+          <w:b/>
+          <w:bCs/>
+        </w:rPr>
+        <w:t>)</w:t>
+      </w:r>
+    </w:p>
+    <w:p>
+      <w:pPr>
+        <w:pStyle w:val="ListParagraph"/>
+      </w:pPr>
+      <w:r>
+        <w:t xml:space="preserve">Khi </w:t>
+      </w:r>
+      <w:r>
+        <w:rPr>
+          <w:b/>
+          <w:bCs/>
+        </w:rPr>
+        <w:t xml:space="preserve">Chrome </w:t>
+      </w:r>
+      <w:proofErr w:type="spellStart"/>
+      <w:r>
+        <w:rPr>
+          <w:b/>
+          <w:bCs/>
+        </w:rPr>
+        <w:t>máy</w:t>
+      </w:r>
+      <w:proofErr w:type="spellEnd"/>
+      <w:r>
+        <w:rPr>
+          <w:b/>
+          <w:bCs/>
+        </w:rPr>
+        <w:t xml:space="preserve"> A</w:t>
+      </w:r>
+      <w:r>
+        <w:t xml:space="preserve"> </w:t>
+      </w:r>
+      <w:proofErr w:type="spellStart"/>
+      <w:r>
+        <w:t>gửi</w:t>
+      </w:r>
+      <w:proofErr w:type="spellEnd"/>
+      <w:r>
+        <w:t xml:space="preserve"> </w:t>
+      </w:r>
+      <w:proofErr w:type="spellStart"/>
+      <w:r>
+        <w:t>yêu</w:t>
+      </w:r>
+      <w:proofErr w:type="spellEnd"/>
+      <w:r>
+        <w:t xml:space="preserve"> </w:t>
+      </w:r>
+      <w:proofErr w:type="spellStart"/>
+      <w:r>
+        <w:t>cầu</w:t>
+      </w:r>
+      <w:proofErr w:type="spellEnd"/>
+      <w:r>
+        <w:t xml:space="preserve"> </w:t>
+      </w:r>
+      <w:proofErr w:type="spellStart"/>
+      <w:r>
+        <w:t>đầu</w:t>
+      </w:r>
+      <w:proofErr w:type="spellEnd"/>
+      <w:r>
+        <w:t xml:space="preserve"> </w:t>
+      </w:r>
+      <w:proofErr w:type="spellStart"/>
+      <w:r>
+        <w:t>tiên</w:t>
+      </w:r>
+      <w:proofErr w:type="spellEnd"/>
+      <w:r>
+        <w:t xml:space="preserve">, </w:t>
+      </w:r>
+      <w:proofErr w:type="spellStart"/>
+      <w:r>
+        <w:t>nó</w:t>
+      </w:r>
+      <w:proofErr w:type="spellEnd"/>
+      <w:r>
+        <w:t xml:space="preserve"> </w:t>
+      </w:r>
+      <w:proofErr w:type="spellStart"/>
+      <w:r>
+        <w:t>hoàn</w:t>
+      </w:r>
+      <w:proofErr w:type="spellEnd"/>
+      <w:r>
+        <w:t xml:space="preserve"> </w:t>
+      </w:r>
+      <w:proofErr w:type="spellStart"/>
+      <w:r>
+        <w:t>toàn</w:t>
+      </w:r>
+      <w:proofErr w:type="spellEnd"/>
+      <w:r>
+        <w:t xml:space="preserve"> "</w:t>
+      </w:r>
+      <w:proofErr w:type="spellStart"/>
+      <w:r>
+        <w:t>trống</w:t>
+      </w:r>
+      <w:proofErr w:type="spellEnd"/>
+      <w:r>
+        <w:t xml:space="preserve"> </w:t>
+      </w:r>
+      <w:proofErr w:type="spellStart"/>
+      <w:r>
+        <w:t>trơn</w:t>
+      </w:r>
+      <w:proofErr w:type="spellEnd"/>
+      <w:r>
+        <w:t>" (</w:t>
+      </w:r>
+      <w:proofErr w:type="spellStart"/>
+      <w:r>
+        <w:t>không</w:t>
+      </w:r>
+      <w:proofErr w:type="spellEnd"/>
+      <w:r>
+        <w:t xml:space="preserve"> </w:t>
+      </w:r>
+      <w:proofErr w:type="spellStart"/>
+      <w:r>
+        <w:t>có</w:t>
+      </w:r>
+      <w:proofErr w:type="spellEnd"/>
+      <w:r>
+        <w:t xml:space="preserve"> Cookie). Server </w:t>
+      </w:r>
+      <w:proofErr w:type="spellStart"/>
+      <w:r>
+        <w:t>kiểm</w:t>
+      </w:r>
+      <w:proofErr w:type="spellEnd"/>
+      <w:r>
+        <w:t xml:space="preserve"> </w:t>
+      </w:r>
+      <w:proofErr w:type="spellStart"/>
+      <w:r>
+        <w:t>tra</w:t>
+      </w:r>
+      <w:proofErr w:type="spellEnd"/>
+      <w:r>
+        <w:t xml:space="preserve"> Header </w:t>
+      </w:r>
+      <w:proofErr w:type="spellStart"/>
+      <w:r>
+        <w:t>của</w:t>
+      </w:r>
+      <w:proofErr w:type="spellEnd"/>
+      <w:r>
+        <w:t xml:space="preserve"> </w:t>
+      </w:r>
+      <w:proofErr w:type="spellStart"/>
+      <w:r>
+        <w:t>yêu</w:t>
+      </w:r>
+      <w:proofErr w:type="spellEnd"/>
+      <w:r>
+        <w:t xml:space="preserve"> </w:t>
+      </w:r>
+      <w:proofErr w:type="spellStart"/>
+      <w:r>
+        <w:t>cầu</w:t>
+      </w:r>
+      <w:proofErr w:type="spellEnd"/>
+      <w:r>
+        <w:t xml:space="preserve"> </w:t>
+      </w:r>
+      <w:proofErr w:type="spellStart"/>
+      <w:r>
+        <w:t>và</w:t>
+      </w:r>
+      <w:proofErr w:type="spellEnd"/>
+      <w:r>
+        <w:t xml:space="preserve"> </w:t>
+      </w:r>
+      <w:proofErr w:type="spellStart"/>
+      <w:r>
+        <w:t>xác</w:t>
+      </w:r>
+      <w:proofErr w:type="spellEnd"/>
+      <w:r>
+        <w:t xml:space="preserve"> </w:t>
+      </w:r>
+      <w:proofErr w:type="spellStart"/>
+      <w:r>
+        <w:t>nhận</w:t>
+      </w:r>
+      <w:proofErr w:type="spellEnd"/>
+      <w:r>
+        <w:t>: "</w:t>
+      </w:r>
+      <w:proofErr w:type="spellStart"/>
+      <w:r>
+        <w:t>Đây</w:t>
+      </w:r>
+      <w:proofErr w:type="spellEnd"/>
+      <w:r>
+        <w:t xml:space="preserve"> </w:t>
+      </w:r>
+      <w:proofErr w:type="spellStart"/>
+      <w:r>
+        <w:t>là</w:t>
+      </w:r>
+      <w:proofErr w:type="spellEnd"/>
+      <w:r>
+        <w:t xml:space="preserve"> </w:t>
+      </w:r>
+      <w:proofErr w:type="spellStart"/>
+      <w:r>
+        <w:t>khách</w:t>
+      </w:r>
+      <w:proofErr w:type="spellEnd"/>
+      <w:r>
+        <w:t xml:space="preserve"> </w:t>
+      </w:r>
+      <w:proofErr w:type="spellStart"/>
+      <w:r>
+        <w:t>mới</w:t>
+      </w:r>
+      <w:proofErr w:type="spellEnd"/>
+      <w:r>
+        <w:t>".</w:t>
+      </w:r>
+    </w:p>
+    <w:p>
+      <w:pPr>
+        <w:pStyle w:val="ListParagraph"/>
+        <w:rPr>
+          <w:b/>
+          <w:bCs/>
+        </w:rPr>
+      </w:pPr>
+      <w:r>
+        <w:rPr>
+          <w:b/>
+          <w:bCs/>
+        </w:rPr>
+        <w:t xml:space="preserve">2. </w:t>
+      </w:r>
+      <w:proofErr w:type="spellStart"/>
+      <w:r>
+        <w:rPr>
+          <w:b/>
+          <w:bCs/>
+        </w:rPr>
+        <w:t>Dán</w:t>
+      </w:r>
+      <w:proofErr w:type="spellEnd"/>
+      <w:r>
+        <w:rPr>
+          <w:b/>
+          <w:bCs/>
+        </w:rPr>
+        <w:t xml:space="preserve"> </w:t>
+      </w:r>
+      <w:proofErr w:type="spellStart"/>
+      <w:r>
+        <w:rPr>
+          <w:b/>
+          <w:bCs/>
+        </w:rPr>
+        <w:t>nhãn</w:t>
+      </w:r>
+      <w:proofErr w:type="spellEnd"/>
+      <w:r>
+        <w:rPr>
+          <w:b/>
+          <w:bCs/>
+        </w:rPr>
+        <w:t xml:space="preserve"> (Set-Cookie)</w:t>
+      </w:r>
+    </w:p>
+    <w:p>
+      <w:pPr>
+        <w:pStyle w:val="ListParagraph"/>
+      </w:pPr>
+      <w:r>
+        <w:t xml:space="preserve">Server </w:t>
+      </w:r>
+      <w:proofErr w:type="spellStart"/>
+      <w:r>
+        <w:t>tạo</w:t>
+      </w:r>
+      <w:proofErr w:type="spellEnd"/>
+      <w:r>
+        <w:t xml:space="preserve"> </w:t>
+      </w:r>
+      <w:proofErr w:type="spellStart"/>
+      <w:r>
+        <w:t>ra</w:t>
+      </w:r>
+      <w:proofErr w:type="spellEnd"/>
+      <w:r>
+        <w:t xml:space="preserve"> </w:t>
+      </w:r>
+      <w:proofErr w:type="spellStart"/>
+      <w:r>
+        <w:t>một</w:t>
+      </w:r>
+      <w:proofErr w:type="spellEnd"/>
+      <w:r>
+        <w:t xml:space="preserve"> </w:t>
+      </w:r>
+      <w:proofErr w:type="spellStart"/>
+      <w:r>
+        <w:t>mã</w:t>
+      </w:r>
+      <w:proofErr w:type="spellEnd"/>
+      <w:r>
+        <w:t xml:space="preserve"> ID </w:t>
+      </w:r>
+      <w:proofErr w:type="spellStart"/>
+      <w:r>
+        <w:t>duy</w:t>
+      </w:r>
+      <w:proofErr w:type="spellEnd"/>
+      <w:r>
+        <w:t xml:space="preserve"> </w:t>
+      </w:r>
+      <w:proofErr w:type="spellStart"/>
+      <w:r>
+        <w:t>nhất</w:t>
+      </w:r>
+      <w:proofErr w:type="spellEnd"/>
+      <w:r>
+        <w:t xml:space="preserve"> </w:t>
+      </w:r>
+      <w:proofErr w:type="spellStart"/>
+      <w:r>
+        <w:t>và</w:t>
+      </w:r>
+      <w:proofErr w:type="spellEnd"/>
+      <w:r>
+        <w:t xml:space="preserve"> </w:t>
+      </w:r>
+      <w:proofErr w:type="spellStart"/>
+      <w:r>
+        <w:t>gửi</w:t>
+      </w:r>
+      <w:proofErr w:type="spellEnd"/>
+      <w:r>
+        <w:t xml:space="preserve"> </w:t>
+      </w:r>
+      <w:proofErr w:type="spellStart"/>
+      <w:r>
+        <w:t>phản</w:t>
+      </w:r>
+      <w:proofErr w:type="spellEnd"/>
+      <w:r>
+        <w:t xml:space="preserve"> </w:t>
+      </w:r>
+      <w:proofErr w:type="spellStart"/>
+      <w:r>
+        <w:t>hồi</w:t>
+      </w:r>
+      <w:proofErr w:type="spellEnd"/>
+      <w:r>
+        <w:t xml:space="preserve"> </w:t>
+      </w:r>
+      <w:proofErr w:type="spellStart"/>
+      <w:r>
+        <w:t>kèm</w:t>
+      </w:r>
+      <w:proofErr w:type="spellEnd"/>
+      <w:r>
+        <w:t xml:space="preserve"> </w:t>
+      </w:r>
+      <w:proofErr w:type="spellStart"/>
+      <w:r>
+        <w:t>theo</w:t>
+      </w:r>
+      <w:proofErr w:type="spellEnd"/>
+      <w:r>
+        <w:t xml:space="preserve"> </w:t>
+      </w:r>
+      <w:proofErr w:type="spellStart"/>
+      <w:r>
+        <w:t>một</w:t>
+      </w:r>
+      <w:proofErr w:type="spellEnd"/>
+      <w:r>
+        <w:t xml:space="preserve"> </w:t>
+      </w:r>
+      <w:proofErr w:type="spellStart"/>
+      <w:r>
+        <w:t>dòng</w:t>
+      </w:r>
+      <w:proofErr w:type="spellEnd"/>
+      <w:r>
+        <w:t xml:space="preserve"> </w:t>
+      </w:r>
+      <w:proofErr w:type="spellStart"/>
+      <w:r>
+        <w:t>lệnh</w:t>
+      </w:r>
+      <w:proofErr w:type="spellEnd"/>
+      <w:r>
+        <w:t xml:space="preserve"> </w:t>
+      </w:r>
+      <w:proofErr w:type="spellStart"/>
+      <w:r>
+        <w:t>trong</w:t>
+      </w:r>
+      <w:proofErr w:type="spellEnd"/>
+      <w:r>
+        <w:t xml:space="preserve"> Header: Set-Cookie</w:t>
+      </w:r>
+      <w:proofErr w:type="gramStart"/>
+      <w:r>
+        <w:t>: .</w:t>
+      </w:r>
+      <w:proofErr w:type="spellStart"/>
+      <w:proofErr w:type="gramEnd"/>
+      <w:r>
+        <w:t>AspNetCore.Session</w:t>
+      </w:r>
+      <w:proofErr w:type="spellEnd"/>
+      <w:r>
+        <w:t>=XYZ-123.</w:t>
+      </w:r>
+    </w:p>
+    <w:p>
+      <w:pPr>
+        <w:pStyle w:val="ListParagraph"/>
+        <w:numPr>
+          <w:ilvl w:val="0"/>
+          <w:numId w:val="9"/>
+        </w:numPr>
+      </w:pPr>
+      <w:proofErr w:type="spellStart"/>
+      <w:r>
+        <w:rPr>
+          <w:b/>
+          <w:bCs/>
+        </w:rPr>
+        <w:t>Trình</w:t>
+      </w:r>
+      <w:proofErr w:type="spellEnd"/>
+      <w:r>
+        <w:rPr>
+          <w:b/>
+          <w:bCs/>
+        </w:rPr>
+        <w:t xml:space="preserve"> </w:t>
+      </w:r>
+      <w:proofErr w:type="spellStart"/>
+      <w:r>
+        <w:rPr>
+          <w:b/>
+          <w:bCs/>
+        </w:rPr>
+        <w:t>duyệt</w:t>
+      </w:r>
+      <w:proofErr w:type="spellEnd"/>
+      <w:r>
+        <w:rPr>
+          <w:b/>
+          <w:bCs/>
+        </w:rPr>
+        <w:t>:</w:t>
+      </w:r>
+      <w:r>
+        <w:t xml:space="preserve"> Khi </w:t>
+      </w:r>
+      <w:proofErr w:type="spellStart"/>
+      <w:r>
+        <w:t>nhận</w:t>
+      </w:r>
+      <w:proofErr w:type="spellEnd"/>
+      <w:r>
+        <w:t xml:space="preserve"> </w:t>
+      </w:r>
+      <w:proofErr w:type="spellStart"/>
+      <w:r>
+        <w:t>được</w:t>
+      </w:r>
+      <w:proofErr w:type="spellEnd"/>
+      <w:r>
+        <w:t xml:space="preserve"> </w:t>
+      </w:r>
+      <w:proofErr w:type="spellStart"/>
+      <w:r>
+        <w:t>dòng</w:t>
+      </w:r>
+      <w:proofErr w:type="spellEnd"/>
+      <w:r>
+        <w:t xml:space="preserve"> </w:t>
+      </w:r>
+      <w:proofErr w:type="spellStart"/>
+      <w:r>
+        <w:t>lệnh</w:t>
+      </w:r>
+      <w:proofErr w:type="spellEnd"/>
+      <w:r>
+        <w:t xml:space="preserve"> </w:t>
+      </w:r>
+      <w:proofErr w:type="spellStart"/>
+      <w:r>
+        <w:t>này</w:t>
+      </w:r>
+      <w:proofErr w:type="spellEnd"/>
+      <w:r>
+        <w:t xml:space="preserve">, </w:t>
+      </w:r>
+      <w:proofErr w:type="spellStart"/>
+      <w:r>
+        <w:t>nó</w:t>
+      </w:r>
+      <w:proofErr w:type="spellEnd"/>
+      <w:r>
+        <w:t xml:space="preserve"> </w:t>
+      </w:r>
+      <w:proofErr w:type="spellStart"/>
+      <w:r>
+        <w:t>tự</w:t>
+      </w:r>
+      <w:proofErr w:type="spellEnd"/>
+      <w:r>
+        <w:t xml:space="preserve"> </w:t>
+      </w:r>
+      <w:proofErr w:type="spellStart"/>
+      <w:r>
+        <w:t>động</w:t>
+      </w:r>
+      <w:proofErr w:type="spellEnd"/>
+      <w:r>
+        <w:t xml:space="preserve"> </w:t>
+      </w:r>
+      <w:proofErr w:type="spellStart"/>
+      <w:r>
+        <w:t>lưu</w:t>
+      </w:r>
+      <w:proofErr w:type="spellEnd"/>
+      <w:r>
+        <w:t xml:space="preserve"> </w:t>
+      </w:r>
+      <w:proofErr w:type="spellStart"/>
+      <w:r>
+        <w:t>chuỗi</w:t>
+      </w:r>
+      <w:proofErr w:type="spellEnd"/>
+      <w:r>
+        <w:t xml:space="preserve"> XYZ-123 </w:t>
+      </w:r>
+      <w:proofErr w:type="spellStart"/>
+      <w:r>
+        <w:t>vào</w:t>
+      </w:r>
+      <w:proofErr w:type="spellEnd"/>
+      <w:r>
+        <w:t xml:space="preserve"> </w:t>
+      </w:r>
+      <w:proofErr w:type="spellStart"/>
+      <w:r>
+        <w:t>bộ</w:t>
+      </w:r>
+      <w:proofErr w:type="spellEnd"/>
+      <w:r>
+        <w:t xml:space="preserve"> </w:t>
+      </w:r>
+      <w:proofErr w:type="spellStart"/>
+      <w:r>
+        <w:t>nhớ</w:t>
+      </w:r>
+      <w:proofErr w:type="spellEnd"/>
+      <w:r>
+        <w:t xml:space="preserve"> (</w:t>
+      </w:r>
+      <w:proofErr w:type="spellStart"/>
+      <w:r>
+        <w:t>ngăn</w:t>
+      </w:r>
+      <w:proofErr w:type="spellEnd"/>
+      <w:r>
+        <w:t xml:space="preserve"> </w:t>
+      </w:r>
+      <w:proofErr w:type="spellStart"/>
+      <w:r>
+        <w:t>chứa</w:t>
+      </w:r>
+      <w:proofErr w:type="spellEnd"/>
+      <w:r>
+        <w:t xml:space="preserve"> Cookie) </w:t>
+      </w:r>
+      <w:proofErr w:type="spellStart"/>
+      <w:r>
+        <w:t>của</w:t>
+      </w:r>
+      <w:proofErr w:type="spellEnd"/>
+      <w:r>
+        <w:t xml:space="preserve"> </w:t>
+      </w:r>
+      <w:proofErr w:type="spellStart"/>
+      <w:r>
+        <w:t>riêng</w:t>
+      </w:r>
+      <w:proofErr w:type="spellEnd"/>
+      <w:r>
+        <w:t xml:space="preserve"> </w:t>
+      </w:r>
+      <w:proofErr w:type="spellStart"/>
+      <w:r>
+        <w:t>nó</w:t>
+      </w:r>
+      <w:proofErr w:type="spellEnd"/>
+      <w:r>
+        <w:t>.</w:t>
+      </w:r>
+    </w:p>
+    <w:p>
+      <w:pPr>
+        <w:pStyle w:val="ListParagraph"/>
+        <w:rPr>
+          <w:b/>
+          <w:bCs/>
+        </w:rPr>
+      </w:pPr>
+      <w:r>
+        <w:rPr>
+          <w:b/>
+          <w:bCs/>
+        </w:rPr>
+        <w:t xml:space="preserve">3. </w:t>
+      </w:r>
+      <w:proofErr w:type="spellStart"/>
+      <w:r>
+        <w:rPr>
+          <w:b/>
+          <w:bCs/>
+        </w:rPr>
+        <w:t>Nhận</w:t>
+      </w:r>
+      <w:proofErr w:type="spellEnd"/>
+      <w:r>
+        <w:rPr>
+          <w:b/>
+          <w:bCs/>
+        </w:rPr>
+        <w:t xml:space="preserve"> </w:t>
+      </w:r>
+      <w:proofErr w:type="spellStart"/>
+      <w:r>
+        <w:rPr>
+          <w:b/>
+          <w:bCs/>
+        </w:rPr>
+        <w:t>diện</w:t>
+      </w:r>
+      <w:proofErr w:type="spellEnd"/>
+      <w:r>
+        <w:rPr>
+          <w:b/>
+          <w:bCs/>
+        </w:rPr>
+        <w:t xml:space="preserve"> (Các </w:t>
+      </w:r>
+      <w:proofErr w:type="spellStart"/>
+      <w:r>
+        <w:rPr>
+          <w:b/>
+          <w:bCs/>
+        </w:rPr>
+        <w:t>lần</w:t>
+      </w:r>
+      <w:proofErr w:type="spellEnd"/>
+      <w:r>
+        <w:rPr>
+          <w:b/>
+          <w:bCs/>
+        </w:rPr>
+        <w:t xml:space="preserve"> </w:t>
+      </w:r>
+      <w:proofErr w:type="spellStart"/>
+      <w:r>
+        <w:rPr>
+          <w:b/>
+          <w:bCs/>
+        </w:rPr>
+        <w:t>truy</w:t>
+      </w:r>
+      <w:proofErr w:type="spellEnd"/>
+      <w:r>
+        <w:rPr>
+          <w:b/>
+          <w:bCs/>
+        </w:rPr>
+        <w:t xml:space="preserve"> </w:t>
+      </w:r>
+      <w:proofErr w:type="spellStart"/>
+      <w:r>
+        <w:rPr>
+          <w:b/>
+          <w:bCs/>
+        </w:rPr>
+        <w:t>cập</w:t>
+      </w:r>
+      <w:proofErr w:type="spellEnd"/>
+      <w:r>
+        <w:rPr>
+          <w:b/>
+          <w:bCs/>
+        </w:rPr>
+        <w:t xml:space="preserve"> </w:t>
+      </w:r>
+      <w:proofErr w:type="spellStart"/>
+      <w:r>
+        <w:rPr>
+          <w:b/>
+          <w:bCs/>
+        </w:rPr>
+        <w:t>sau</w:t>
+      </w:r>
+      <w:proofErr w:type="spellEnd"/>
+      <w:r>
+        <w:rPr>
+          <w:b/>
+          <w:bCs/>
+        </w:rPr>
+        <w:t>)</w:t>
+      </w:r>
+    </w:p>
+    <w:p>
+      <w:pPr>
+        <w:pStyle w:val="ListParagraph"/>
+      </w:pPr>
+      <w:proofErr w:type="spellStart"/>
+      <w:r>
+        <w:t>Mọi</w:t>
+      </w:r>
+      <w:proofErr w:type="spellEnd"/>
+      <w:r>
+        <w:t xml:space="preserve"> </w:t>
+      </w:r>
+      <w:proofErr w:type="spellStart"/>
+      <w:r>
+        <w:t>yêu</w:t>
+      </w:r>
+      <w:proofErr w:type="spellEnd"/>
+      <w:r>
+        <w:t xml:space="preserve"> </w:t>
+      </w:r>
+      <w:proofErr w:type="spellStart"/>
+      <w:r>
+        <w:t>cầu</w:t>
+      </w:r>
+      <w:proofErr w:type="spellEnd"/>
+      <w:r>
+        <w:t xml:space="preserve"> </w:t>
+      </w:r>
+      <w:proofErr w:type="spellStart"/>
+      <w:r>
+        <w:t>tiếp</w:t>
+      </w:r>
+      <w:proofErr w:type="spellEnd"/>
+      <w:r>
+        <w:t xml:space="preserve"> </w:t>
+      </w:r>
+      <w:proofErr w:type="spellStart"/>
+      <w:r>
+        <w:t>theo</w:t>
+      </w:r>
+      <w:proofErr w:type="spellEnd"/>
+      <w:r>
+        <w:t xml:space="preserve"> </w:t>
+      </w:r>
+      <w:proofErr w:type="spellStart"/>
+      <w:r>
+        <w:t>từ</w:t>
+      </w:r>
+      <w:proofErr w:type="spellEnd"/>
+      <w:r>
+        <w:t xml:space="preserve"> </w:t>
+      </w:r>
+      <w:r>
+        <w:rPr>
+          <w:b/>
+          <w:bCs/>
+        </w:rPr>
+        <w:t xml:space="preserve">Chrome </w:t>
+      </w:r>
+      <w:proofErr w:type="spellStart"/>
+      <w:r>
+        <w:rPr>
+          <w:b/>
+          <w:bCs/>
+        </w:rPr>
+        <w:t>máy</w:t>
+      </w:r>
+      <w:proofErr w:type="spellEnd"/>
+      <w:r>
+        <w:rPr>
+          <w:b/>
+          <w:bCs/>
+        </w:rPr>
+        <w:t xml:space="preserve"> A</w:t>
+      </w:r>
+      <w:r>
+        <w:t xml:space="preserve"> </w:t>
+      </w:r>
+      <w:proofErr w:type="spellStart"/>
+      <w:r>
+        <w:t>sẽ</w:t>
+      </w:r>
+      <w:proofErr w:type="spellEnd"/>
+      <w:r>
+        <w:t xml:space="preserve"> </w:t>
+      </w:r>
+      <w:proofErr w:type="spellStart"/>
+      <w:r>
+        <w:t>tự</w:t>
+      </w:r>
+      <w:proofErr w:type="spellEnd"/>
+      <w:r>
+        <w:t xml:space="preserve"> </w:t>
+      </w:r>
+      <w:proofErr w:type="spellStart"/>
+      <w:r>
+        <w:t>động</w:t>
+      </w:r>
+      <w:proofErr w:type="spellEnd"/>
+      <w:r>
+        <w:t xml:space="preserve"> </w:t>
+      </w:r>
+      <w:proofErr w:type="spellStart"/>
+      <w:r>
+        <w:t>đính</w:t>
+      </w:r>
+      <w:proofErr w:type="spellEnd"/>
+      <w:r>
+        <w:t xml:space="preserve"> </w:t>
+      </w:r>
+      <w:proofErr w:type="spellStart"/>
+      <w:r>
+        <w:t>kèm</w:t>
+      </w:r>
+      <w:proofErr w:type="spellEnd"/>
+      <w:r>
+        <w:t xml:space="preserve"> </w:t>
+      </w:r>
+      <w:proofErr w:type="spellStart"/>
+      <w:r>
+        <w:t>dòng</w:t>
+      </w:r>
+      <w:proofErr w:type="spellEnd"/>
+      <w:r>
+        <w:t>: Cookie</w:t>
+      </w:r>
+      <w:proofErr w:type="gramStart"/>
+      <w:r>
+        <w:t>: .</w:t>
+      </w:r>
+      <w:proofErr w:type="spellStart"/>
+      <w:proofErr w:type="gramEnd"/>
+      <w:r>
+        <w:t>AspNetCore.Session</w:t>
+      </w:r>
+      <w:proofErr w:type="spellEnd"/>
+      <w:r>
+        <w:t xml:space="preserve">=XYZ-123 </w:t>
+      </w:r>
+      <w:proofErr w:type="spellStart"/>
+      <w:r>
+        <w:t>lên</w:t>
+      </w:r>
+      <w:proofErr w:type="spellEnd"/>
+      <w:r>
+        <w:t xml:space="preserve"> Server.</w:t>
+      </w:r>
+    </w:p>
+    <w:p>
+      <w:pPr>
+        <w:pStyle w:val="ListParagraph"/>
+        <w:numPr>
+          <w:ilvl w:val="0"/>
+          <w:numId w:val="10"/>
+        </w:numPr>
+      </w:pPr>
+      <w:r>
+        <w:rPr>
+          <w:b/>
+          <w:bCs/>
+        </w:rPr>
+        <w:t>Server:</w:t>
+      </w:r>
+      <w:r>
+        <w:t xml:space="preserve"> </w:t>
+      </w:r>
+      <w:proofErr w:type="spellStart"/>
+      <w:r>
+        <w:t>Chỉ</w:t>
+      </w:r>
+      <w:proofErr w:type="spellEnd"/>
+      <w:r>
+        <w:t xml:space="preserve"> </w:t>
+      </w:r>
+      <w:proofErr w:type="spellStart"/>
+      <w:r>
+        <w:t>cần</w:t>
+      </w:r>
+      <w:proofErr w:type="spellEnd"/>
+      <w:r>
+        <w:t xml:space="preserve"> </w:t>
+      </w:r>
+      <w:proofErr w:type="spellStart"/>
+      <w:r>
+        <w:t>đọc</w:t>
+      </w:r>
+      <w:proofErr w:type="spellEnd"/>
+      <w:r>
+        <w:t xml:space="preserve"> </w:t>
+      </w:r>
+      <w:proofErr w:type="spellStart"/>
+      <w:r>
+        <w:t>mã</w:t>
+      </w:r>
+      <w:proofErr w:type="spellEnd"/>
+      <w:r>
+        <w:t xml:space="preserve"> XYZ-123 </w:t>
+      </w:r>
+      <w:proofErr w:type="spellStart"/>
+      <w:r>
+        <w:t>này</w:t>
+      </w:r>
+      <w:proofErr w:type="spellEnd"/>
+      <w:r>
+        <w:t xml:space="preserve"> </w:t>
+      </w:r>
+      <w:proofErr w:type="spellStart"/>
+      <w:r>
+        <w:t>để</w:t>
+      </w:r>
+      <w:proofErr w:type="spellEnd"/>
+      <w:r>
+        <w:t xml:space="preserve"> </w:t>
+      </w:r>
+      <w:proofErr w:type="spellStart"/>
+      <w:r>
+        <w:t>tra</w:t>
+      </w:r>
+      <w:proofErr w:type="spellEnd"/>
+      <w:r>
+        <w:t xml:space="preserve"> </w:t>
+      </w:r>
+      <w:proofErr w:type="spellStart"/>
+      <w:r>
+        <w:t>cứu</w:t>
+      </w:r>
+      <w:proofErr w:type="spellEnd"/>
+      <w:r>
+        <w:t xml:space="preserve"> </w:t>
+      </w:r>
+      <w:proofErr w:type="spellStart"/>
+      <w:r>
+        <w:t>đúng</w:t>
+      </w:r>
+      <w:proofErr w:type="spellEnd"/>
+      <w:r>
+        <w:t xml:space="preserve"> </w:t>
+      </w:r>
+      <w:proofErr w:type="spellStart"/>
+      <w:r>
+        <w:t>dữ</w:t>
+      </w:r>
+      <w:proofErr w:type="spellEnd"/>
+      <w:r>
+        <w:t xml:space="preserve"> </w:t>
+      </w:r>
+      <w:proofErr w:type="spellStart"/>
+      <w:r>
+        <w:t>liệu</w:t>
+      </w:r>
+      <w:proofErr w:type="spellEnd"/>
+      <w:r>
+        <w:t xml:space="preserve"> </w:t>
+      </w:r>
+      <w:proofErr w:type="spellStart"/>
+      <w:r>
+        <w:t>giỏ</w:t>
+      </w:r>
+      <w:proofErr w:type="spellEnd"/>
+      <w:r>
+        <w:t xml:space="preserve"> </w:t>
+      </w:r>
+      <w:proofErr w:type="spellStart"/>
+      <w:r>
+        <w:t>hàng</w:t>
+      </w:r>
+      <w:proofErr w:type="spellEnd"/>
+      <w:r>
+        <w:t xml:space="preserve"> </w:t>
+      </w:r>
+      <w:proofErr w:type="spellStart"/>
+      <w:r>
+        <w:t>đã</w:t>
+      </w:r>
+      <w:proofErr w:type="spellEnd"/>
+      <w:r>
+        <w:t xml:space="preserve"> </w:t>
+      </w:r>
+      <w:proofErr w:type="spellStart"/>
+      <w:r>
+        <w:t>lưu</w:t>
+      </w:r>
+      <w:proofErr w:type="spellEnd"/>
+      <w:r>
+        <w:t xml:space="preserve"> </w:t>
+      </w:r>
+      <w:proofErr w:type="spellStart"/>
+      <w:r>
+        <w:t>trong</w:t>
+      </w:r>
+      <w:proofErr w:type="spellEnd"/>
+      <w:r>
+        <w:t xml:space="preserve"> RAM </w:t>
+      </w:r>
+      <w:proofErr w:type="spellStart"/>
+      <w:r>
+        <w:t>hoặc</w:t>
+      </w:r>
+      <w:proofErr w:type="spellEnd"/>
+      <w:r>
+        <w:t xml:space="preserve"> Database.</w:t>
+      </w:r>
+    </w:p>
+    <w:p>
+      <w:pPr>
+        <w:pStyle w:val="ListParagraph"/>
+        <w:numPr>
+          <w:ilvl w:val="0"/>
+          <w:numId w:val="10"/>
+        </w:numPr>
+      </w:pPr>
+      <w:proofErr w:type="spellStart"/>
+      <w:r>
+        <w:rPr>
+          <w:b/>
+          <w:bCs/>
+        </w:rPr>
+        <w:t>Phân</w:t>
+      </w:r>
+      <w:proofErr w:type="spellEnd"/>
+      <w:r>
+        <w:rPr>
+          <w:b/>
+          <w:bCs/>
+        </w:rPr>
+        <w:t xml:space="preserve"> </w:t>
+      </w:r>
+      <w:proofErr w:type="spellStart"/>
+      <w:r>
+        <w:rPr>
+          <w:b/>
+          <w:bCs/>
+        </w:rPr>
+        <w:t>biệt</w:t>
+      </w:r>
+      <w:proofErr w:type="spellEnd"/>
+      <w:r>
+        <w:rPr>
+          <w:b/>
+          <w:bCs/>
+        </w:rPr>
+        <w:t>:</w:t>
+      </w:r>
+      <w:r>
+        <w:t xml:space="preserve"> </w:t>
+      </w:r>
+      <w:proofErr w:type="spellStart"/>
+      <w:r>
+        <w:t>Vì</w:t>
+      </w:r>
+      <w:proofErr w:type="spellEnd"/>
+      <w:r>
+        <w:t xml:space="preserve"> </w:t>
+      </w:r>
+      <w:r>
+        <w:rPr>
+          <w:b/>
+          <w:bCs/>
+        </w:rPr>
+        <w:t xml:space="preserve">Chrome </w:t>
+      </w:r>
+      <w:proofErr w:type="spellStart"/>
+      <w:r>
+        <w:rPr>
+          <w:b/>
+          <w:bCs/>
+        </w:rPr>
+        <w:t>máy</w:t>
+      </w:r>
+      <w:proofErr w:type="spellEnd"/>
+      <w:r>
+        <w:rPr>
+          <w:b/>
+          <w:bCs/>
+        </w:rPr>
+        <w:t xml:space="preserve"> B</w:t>
+      </w:r>
+      <w:r>
+        <w:t xml:space="preserve"> </w:t>
+      </w:r>
+      <w:proofErr w:type="spellStart"/>
+      <w:r>
+        <w:t>có</w:t>
+      </w:r>
+      <w:proofErr w:type="spellEnd"/>
+      <w:r>
+        <w:t xml:space="preserve"> </w:t>
+      </w:r>
+      <w:proofErr w:type="spellStart"/>
+      <w:r>
+        <w:t>một</w:t>
+      </w:r>
+      <w:proofErr w:type="spellEnd"/>
+      <w:r>
+        <w:t xml:space="preserve"> "</w:t>
+      </w:r>
+      <w:proofErr w:type="spellStart"/>
+      <w:r>
+        <w:t>ngăn</w:t>
+      </w:r>
+      <w:proofErr w:type="spellEnd"/>
+      <w:r>
+        <w:t xml:space="preserve"> </w:t>
+      </w:r>
+      <w:proofErr w:type="spellStart"/>
+      <w:r>
+        <w:t>chứa</w:t>
+      </w:r>
+      <w:proofErr w:type="spellEnd"/>
+      <w:r>
+        <w:t xml:space="preserve">" </w:t>
+      </w:r>
+      <w:proofErr w:type="spellStart"/>
+      <w:r>
+        <w:t>riêng</w:t>
+      </w:r>
+      <w:proofErr w:type="spellEnd"/>
+      <w:r>
+        <w:t xml:space="preserve"> </w:t>
+      </w:r>
+      <w:proofErr w:type="spellStart"/>
+      <w:r>
+        <w:t>và</w:t>
+      </w:r>
+      <w:proofErr w:type="spellEnd"/>
+      <w:r>
+        <w:t xml:space="preserve"> </w:t>
+      </w:r>
+      <w:proofErr w:type="spellStart"/>
+      <w:r>
+        <w:t>lưu</w:t>
+      </w:r>
+      <w:proofErr w:type="spellEnd"/>
+      <w:r>
+        <w:t xml:space="preserve"> </w:t>
+      </w:r>
+      <w:proofErr w:type="spellStart"/>
+      <w:r>
+        <w:t>một</w:t>
+      </w:r>
+      <w:proofErr w:type="spellEnd"/>
+      <w:r>
+        <w:t xml:space="preserve"> </w:t>
+      </w:r>
+      <w:proofErr w:type="spellStart"/>
+      <w:r>
+        <w:t>mã</w:t>
+      </w:r>
+      <w:proofErr w:type="spellEnd"/>
+      <w:r>
+        <w:t xml:space="preserve"> </w:t>
+      </w:r>
+      <w:proofErr w:type="spellStart"/>
+      <w:r>
+        <w:t>khác</w:t>
+      </w:r>
+      <w:proofErr w:type="spellEnd"/>
+      <w:r>
+        <w:t xml:space="preserve"> (</w:t>
+      </w:r>
+      <w:proofErr w:type="spellStart"/>
+      <w:r>
+        <w:t>ví</w:t>
+      </w:r>
+      <w:proofErr w:type="spellEnd"/>
+      <w:r>
+        <w:t xml:space="preserve"> </w:t>
+      </w:r>
+      <w:proofErr w:type="spellStart"/>
+      <w:r>
+        <w:t>dụ</w:t>
+      </w:r>
+      <w:proofErr w:type="spellEnd"/>
+      <w:r>
+        <w:t xml:space="preserve">: ABC-456), </w:t>
+      </w:r>
+      <w:proofErr w:type="spellStart"/>
+      <w:r>
+        <w:t>nên</w:t>
+      </w:r>
+      <w:proofErr w:type="spellEnd"/>
+      <w:r>
+        <w:t xml:space="preserve"> Server </w:t>
+      </w:r>
+      <w:proofErr w:type="spellStart"/>
+      <w:r>
+        <w:t>nhìn</w:t>
+      </w:r>
+      <w:proofErr w:type="spellEnd"/>
+      <w:r>
+        <w:t xml:space="preserve"> </w:t>
+      </w:r>
+      <w:proofErr w:type="spellStart"/>
+      <w:r>
+        <w:t>vào</w:t>
+      </w:r>
+      <w:proofErr w:type="spellEnd"/>
+      <w:r>
+        <w:t xml:space="preserve"> </w:t>
+      </w:r>
+      <w:proofErr w:type="spellStart"/>
+      <w:r>
+        <w:t>mã</w:t>
+      </w:r>
+      <w:proofErr w:type="spellEnd"/>
+      <w:r>
+        <w:t xml:space="preserve"> </w:t>
+      </w:r>
+      <w:proofErr w:type="spellStart"/>
+      <w:r>
+        <w:t>là</w:t>
+      </w:r>
+      <w:proofErr w:type="spellEnd"/>
+      <w:r>
+        <w:t xml:space="preserve"> </w:t>
+      </w:r>
+      <w:proofErr w:type="spellStart"/>
+      <w:r>
+        <w:t>biết</w:t>
+      </w:r>
+      <w:proofErr w:type="spellEnd"/>
+      <w:r>
+        <w:t xml:space="preserve"> </w:t>
+      </w:r>
+      <w:proofErr w:type="spellStart"/>
+      <w:r>
+        <w:t>ngay</w:t>
+      </w:r>
+      <w:proofErr w:type="spellEnd"/>
+      <w:r>
+        <w:t xml:space="preserve"> </w:t>
+      </w:r>
+      <w:proofErr w:type="spellStart"/>
+      <w:r>
+        <w:t>hai</w:t>
+      </w:r>
+      <w:proofErr w:type="spellEnd"/>
+      <w:r>
+        <w:t xml:space="preserve"> </w:t>
+      </w:r>
+      <w:proofErr w:type="spellStart"/>
+      <w:r>
+        <w:t>ông</w:t>
+      </w:r>
+      <w:proofErr w:type="spellEnd"/>
+      <w:r>
+        <w:t xml:space="preserve"> </w:t>
+      </w:r>
+      <w:proofErr w:type="spellStart"/>
+      <w:r>
+        <w:t>này</w:t>
+      </w:r>
+      <w:proofErr w:type="spellEnd"/>
+      <w:r>
+        <w:t xml:space="preserve"> </w:t>
+      </w:r>
+      <w:proofErr w:type="spellStart"/>
+      <w:r>
+        <w:t>khác</w:t>
+      </w:r>
+      <w:proofErr w:type="spellEnd"/>
+      <w:r>
+        <w:t xml:space="preserve"> </w:t>
+      </w:r>
+      <w:proofErr w:type="spellStart"/>
+      <w:r>
+        <w:t>nhau</w:t>
+      </w:r>
+      <w:proofErr w:type="spellEnd"/>
+      <w:r>
+        <w:t xml:space="preserve">, </w:t>
+      </w:r>
+      <w:proofErr w:type="spellStart"/>
+      <w:r>
+        <w:t>không</w:t>
+      </w:r>
+      <w:proofErr w:type="spellEnd"/>
+      <w:r>
+        <w:t xml:space="preserve"> bao </w:t>
+      </w:r>
+      <w:proofErr w:type="spellStart"/>
+      <w:r>
+        <w:t>giờ</w:t>
+      </w:r>
+      <w:proofErr w:type="spellEnd"/>
+      <w:r>
+        <w:t xml:space="preserve"> </w:t>
+      </w:r>
+      <w:proofErr w:type="spellStart"/>
+      <w:r>
+        <w:t>nhầm</w:t>
+      </w:r>
+      <w:proofErr w:type="spellEnd"/>
+      <w:r>
+        <w:t xml:space="preserve"> </w:t>
+      </w:r>
+      <w:proofErr w:type="spellStart"/>
+      <w:r>
+        <w:t>lẫn</w:t>
+      </w:r>
+      <w:proofErr w:type="spellEnd"/>
+      <w:r>
+        <w:t>.</w:t>
+      </w:r>
+    </w:p>
+    <w:p>
+      <w:pPr>
+        <w:pStyle w:val="ListParagraph"/>
+        <w:rPr>
+          <w:lang w:val="vi-VN"/>
+        </w:rPr>
+      </w:pPr>
+    </w:p>
+    <w:p>
+      <w:pPr>
+        <w:pStyle w:val="ListParagraph"/>
+        <w:rPr>
+          <w:lang w:val="vi-VN"/>
+        </w:rPr>
+      </w:pPr>
+    </w:p>
+    <w:p>
+      <w:pPr>
+        <w:pStyle w:val="ListParagraph"/>
+        <w:rPr>
+          <w:lang w:val="vi-VN"/>
+        </w:rPr>
+      </w:pPr>
+    </w:p>
+    <w:p>
+      <w:pPr>
+        <w:pStyle w:val="ListParagraph"/>
+        <w:rPr>
+          <w:lang w:val="vi-VN"/>
+        </w:rPr>
+      </w:pPr>
+    </w:p>
+    <w:p>
+      <w:pPr>
+        <w:pStyle w:val="ListParagraph"/>
+        <w:rPr>
+          <w:lang w:val="vi-VN"/>
+        </w:rPr>
+      </w:pPr>
+    </w:p>
+    <w:p>
+      <w:pPr>
+        <w:pStyle w:val="ListParagraph"/>
+        <w:rPr>
+          <w:lang w:val="vi-VN"/>
+        </w:rPr>
+      </w:pPr>
+    </w:p>
+    <w:p>
+      <w:pPr>
+        <w:pStyle w:val="ListParagraph"/>
+        <w:rPr>
+          <w:lang w:val="vi-VN"/>
+        </w:rPr>
+      </w:pPr>
+    </w:p>
+    <w:p>
+      <w:pPr>
+        <w:pStyle w:val="ListParagraph"/>
+        <w:rPr>
+          <w:lang w:val="vi-VN"/>
+        </w:rPr>
+      </w:pPr>
+    </w:p>
+    <w:p>
+      <w:pPr>
+        <w:pStyle w:val="ListParagraph"/>
+        <w:rPr>
+          <w:lang w:val="vi-VN"/>
+        </w:rPr>
+      </w:pPr>
+    </w:p>
+    <w:p>
+      <w:pPr>
+        <w:pStyle w:val="ListParagraph"/>
+        <w:rPr>
+          <w:lang w:val="vi-VN"/>
+        </w:rPr>
+      </w:pPr>
+    </w:p>
+    <w:p>
+      <w:pPr>
+        <w:pStyle w:val="ListParagraph"/>
+        <w:rPr>
+          <w:lang w:val="vi-VN"/>
+        </w:rPr>
+      </w:pPr>
+    </w:p>
+    <w:p>
+      <w:pPr>
+        <w:pStyle w:val="ListParagraph"/>
+        <w:rPr>
+          <w:lang w:val="vi-VN"/>
+        </w:rPr>
+      </w:pPr>
+    </w:p>
+    <w:p>
+      <w:pPr>
+        <w:pStyle w:val="ListParagraph"/>
+        <w:rPr>
+          <w:lang w:val="vi-VN"/>
+        </w:rPr>
+      </w:pPr>
+    </w:p>
+    <w:p>
+      <w:pPr>
+        <w:pStyle w:val="ListParagraph"/>
+        <w:rPr>
+          <w:lang w:val="vi-VN"/>
+        </w:rPr>
+      </w:pPr>
+    </w:p>
+    <w:p>
+      <w:pPr>
+        <w:pStyle w:val="ListParagraph"/>
+        <w:rPr>
+          <w:lang w:val="vi-VN"/>
+        </w:rPr>
+      </w:pPr>
+    </w:p>
+    <w:p>
+      <w:pPr>
+        <w:rPr>
+          <w:lang w:val="vi-VN"/>
+        </w:rPr>
+      </w:pPr>
+    </w:p>
+    <w:p>
+      <w:pPr>
+        <w:rPr>
+          <w:lang w:val="vi-VN"/>
+        </w:rPr>
+      </w:pPr>
+    </w:p>
+    <w:p>
+      <w:pPr>
+        <w:pStyle w:val="ListParagraph"/>
+        <w:rPr>
+          <w:lang w:val="vi-VN"/>
+        </w:rPr>
+      </w:pPr>
+    </w:p>
+    <w:p>
+      <w:pPr>
+        <w:pStyle w:val="ListParagraph"/>
+        <w:rPr>
+          <w:b/>
+          <w:bCs/>
+          <w:lang w:val="vi-VN"/>
         </w:rPr>
       </w:pPr>
       <w:r>
@@ -6251,7 +8103,6 @@
         <w:t xml:space="preserve"> (Authentication Cookie)</w:t>
       </w:r>
     </w:p>
-    <w:p/>
     <w:p>
       <w:pPr>
         <w:rPr>
@@ -6341,7 +8192,6 @@
       </w:pPr>
       <w:proofErr w:type="spellStart"/>
       <w:r>
-        <w:lastRenderedPageBreak/>
         <w:t>Người</w:t>
       </w:r>
       <w:proofErr w:type="spellEnd"/>
@@ -7572,6 +9422,7 @@
         </w:numPr>
       </w:pPr>
       <w:r>
+        <w:lastRenderedPageBreak/>
         <w:t xml:space="preserve">Cookie </w:t>
       </w:r>
       <w:proofErr w:type="spellStart"/>
@@ -7704,7 +9555,6 @@
       </w:pPr>
       <w:proofErr w:type="spellStart"/>
       <w:r>
-        <w:lastRenderedPageBreak/>
         <w:t>Nếu</w:t>
       </w:r>
       <w:proofErr w:type="spellEnd"/>
@@ -8953,6 +10803,7 @@
     </w:p>
     <w:p>
       <w:r>
+        <w:lastRenderedPageBreak/>
         <w:t xml:space="preserve">    </w:t>
       </w:r>
       <w:proofErr w:type="spellStart"/>
@@ -9410,6 +11261,7 @@
           <w:noProof/>
           <w:lang w:val="vi-VN"/>
         </w:rPr>
+        <w:lastRenderedPageBreak/>
         <w:drawing>
           <wp:inline distT="0" distB="0" distL="0" distR="0" wp14:anchorId="4C44C6FD" wp14:editId="5F6BF0FD">
             <wp:extent cx="5943600" cy="1249680"/>
@@ -10761,6 +12613,304 @@
       </w:rPr>
     </w:lvl>
   </w:abstractNum>
+  <w:abstractNum w:abstractNumId="8" w15:restartNumberingAfterBreak="0">
+    <w:nsid w:val="768A4D10"/>
+    <w:multiLevelType w:val="multilevel"/>
+    <w:tmpl w:val="4EFCAC64"/>
+    <w:lvl w:ilvl="0">
+      <w:start w:val="1"/>
+      <w:numFmt w:val="bullet"/>
+      <w:lvlText w:val=""/>
+      <w:lvlJc w:val="left"/>
+      <w:pPr>
+        <w:tabs>
+          <w:tab w:val="num" w:pos="720"/>
+        </w:tabs>
+        <w:ind w:left="720" w:hanging="360"/>
+      </w:pPr>
+      <w:rPr>
+        <w:rFonts w:ascii="Symbol" w:hAnsi="Symbol" w:hint="default"/>
+        <w:sz w:val="20"/>
+      </w:rPr>
+    </w:lvl>
+    <w:lvl w:ilvl="1" w:tentative="1">
+      <w:start w:val="1"/>
+      <w:numFmt w:val="bullet"/>
+      <w:lvlText w:val="o"/>
+      <w:lvlJc w:val="left"/>
+      <w:pPr>
+        <w:tabs>
+          <w:tab w:val="num" w:pos="1440"/>
+        </w:tabs>
+        <w:ind w:left="1440" w:hanging="360"/>
+      </w:pPr>
+      <w:rPr>
+        <w:rFonts w:ascii="Courier New" w:hAnsi="Courier New" w:hint="default"/>
+        <w:sz w:val="20"/>
+      </w:rPr>
+    </w:lvl>
+    <w:lvl w:ilvl="2" w:tentative="1">
+      <w:start w:val="1"/>
+      <w:numFmt w:val="bullet"/>
+      <w:lvlText w:val=""/>
+      <w:lvlJc w:val="left"/>
+      <w:pPr>
+        <w:tabs>
+          <w:tab w:val="num" w:pos="2160"/>
+        </w:tabs>
+        <w:ind w:left="2160" w:hanging="360"/>
+      </w:pPr>
+      <w:rPr>
+        <w:rFonts w:ascii="Wingdings" w:hAnsi="Wingdings" w:hint="default"/>
+        <w:sz w:val="20"/>
+      </w:rPr>
+    </w:lvl>
+    <w:lvl w:ilvl="3" w:tentative="1">
+      <w:start w:val="1"/>
+      <w:numFmt w:val="bullet"/>
+      <w:lvlText w:val=""/>
+      <w:lvlJc w:val="left"/>
+      <w:pPr>
+        <w:tabs>
+          <w:tab w:val="num" w:pos="2880"/>
+        </w:tabs>
+        <w:ind w:left="2880" w:hanging="360"/>
+      </w:pPr>
+      <w:rPr>
+        <w:rFonts w:ascii="Wingdings" w:hAnsi="Wingdings" w:hint="default"/>
+        <w:sz w:val="20"/>
+      </w:rPr>
+    </w:lvl>
+    <w:lvl w:ilvl="4" w:tentative="1">
+      <w:start w:val="1"/>
+      <w:numFmt w:val="bullet"/>
+      <w:lvlText w:val=""/>
+      <w:lvlJc w:val="left"/>
+      <w:pPr>
+        <w:tabs>
+          <w:tab w:val="num" w:pos="3600"/>
+        </w:tabs>
+        <w:ind w:left="3600" w:hanging="360"/>
+      </w:pPr>
+      <w:rPr>
+        <w:rFonts w:ascii="Wingdings" w:hAnsi="Wingdings" w:hint="default"/>
+        <w:sz w:val="20"/>
+      </w:rPr>
+    </w:lvl>
+    <w:lvl w:ilvl="5" w:tentative="1">
+      <w:start w:val="1"/>
+      <w:numFmt w:val="bullet"/>
+      <w:lvlText w:val=""/>
+      <w:lvlJc w:val="left"/>
+      <w:pPr>
+        <w:tabs>
+          <w:tab w:val="num" w:pos="4320"/>
+        </w:tabs>
+        <w:ind w:left="4320" w:hanging="360"/>
+      </w:pPr>
+      <w:rPr>
+        <w:rFonts w:ascii="Wingdings" w:hAnsi="Wingdings" w:hint="default"/>
+        <w:sz w:val="20"/>
+      </w:rPr>
+    </w:lvl>
+    <w:lvl w:ilvl="6" w:tentative="1">
+      <w:start w:val="1"/>
+      <w:numFmt w:val="bullet"/>
+      <w:lvlText w:val=""/>
+      <w:lvlJc w:val="left"/>
+      <w:pPr>
+        <w:tabs>
+          <w:tab w:val="num" w:pos="5040"/>
+        </w:tabs>
+        <w:ind w:left="5040" w:hanging="360"/>
+      </w:pPr>
+      <w:rPr>
+        <w:rFonts w:ascii="Wingdings" w:hAnsi="Wingdings" w:hint="default"/>
+        <w:sz w:val="20"/>
+      </w:rPr>
+    </w:lvl>
+    <w:lvl w:ilvl="7" w:tentative="1">
+      <w:start w:val="1"/>
+      <w:numFmt w:val="bullet"/>
+      <w:lvlText w:val=""/>
+      <w:lvlJc w:val="left"/>
+      <w:pPr>
+        <w:tabs>
+          <w:tab w:val="num" w:pos="5760"/>
+        </w:tabs>
+        <w:ind w:left="5760" w:hanging="360"/>
+      </w:pPr>
+      <w:rPr>
+        <w:rFonts w:ascii="Wingdings" w:hAnsi="Wingdings" w:hint="default"/>
+        <w:sz w:val="20"/>
+      </w:rPr>
+    </w:lvl>
+    <w:lvl w:ilvl="8" w:tentative="1">
+      <w:start w:val="1"/>
+      <w:numFmt w:val="bullet"/>
+      <w:lvlText w:val=""/>
+      <w:lvlJc w:val="left"/>
+      <w:pPr>
+        <w:tabs>
+          <w:tab w:val="num" w:pos="6480"/>
+        </w:tabs>
+        <w:ind w:left="6480" w:hanging="360"/>
+      </w:pPr>
+      <w:rPr>
+        <w:rFonts w:ascii="Wingdings" w:hAnsi="Wingdings" w:hint="default"/>
+        <w:sz w:val="20"/>
+      </w:rPr>
+    </w:lvl>
+  </w:abstractNum>
+  <w:abstractNum w:abstractNumId="9" w15:restartNumberingAfterBreak="0">
+    <w:nsid w:val="792A002E"/>
+    <w:multiLevelType w:val="multilevel"/>
+    <w:tmpl w:val="45788F0A"/>
+    <w:lvl w:ilvl="0">
+      <w:start w:val="1"/>
+      <w:numFmt w:val="bullet"/>
+      <w:lvlText w:val=""/>
+      <w:lvlJc w:val="left"/>
+      <w:pPr>
+        <w:tabs>
+          <w:tab w:val="num" w:pos="720"/>
+        </w:tabs>
+        <w:ind w:left="720" w:hanging="360"/>
+      </w:pPr>
+      <w:rPr>
+        <w:rFonts w:ascii="Symbol" w:hAnsi="Symbol" w:hint="default"/>
+        <w:sz w:val="20"/>
+      </w:rPr>
+    </w:lvl>
+    <w:lvl w:ilvl="1" w:tentative="1">
+      <w:start w:val="1"/>
+      <w:numFmt w:val="bullet"/>
+      <w:lvlText w:val="o"/>
+      <w:lvlJc w:val="left"/>
+      <w:pPr>
+        <w:tabs>
+          <w:tab w:val="num" w:pos="1440"/>
+        </w:tabs>
+        <w:ind w:left="1440" w:hanging="360"/>
+      </w:pPr>
+      <w:rPr>
+        <w:rFonts w:ascii="Courier New" w:hAnsi="Courier New" w:hint="default"/>
+        <w:sz w:val="20"/>
+      </w:rPr>
+    </w:lvl>
+    <w:lvl w:ilvl="2" w:tentative="1">
+      <w:start w:val="1"/>
+      <w:numFmt w:val="bullet"/>
+      <w:lvlText w:val=""/>
+      <w:lvlJc w:val="left"/>
+      <w:pPr>
+        <w:tabs>
+          <w:tab w:val="num" w:pos="2160"/>
+        </w:tabs>
+        <w:ind w:left="2160" w:hanging="360"/>
+      </w:pPr>
+      <w:rPr>
+        <w:rFonts w:ascii="Wingdings" w:hAnsi="Wingdings" w:hint="default"/>
+        <w:sz w:val="20"/>
+      </w:rPr>
+    </w:lvl>
+    <w:lvl w:ilvl="3" w:tentative="1">
+      <w:start w:val="1"/>
+      <w:numFmt w:val="bullet"/>
+      <w:lvlText w:val=""/>
+      <w:lvlJc w:val="left"/>
+      <w:pPr>
+        <w:tabs>
+          <w:tab w:val="num" w:pos="2880"/>
+        </w:tabs>
+        <w:ind w:left="2880" w:hanging="360"/>
+      </w:pPr>
+      <w:rPr>
+        <w:rFonts w:ascii="Wingdings" w:hAnsi="Wingdings" w:hint="default"/>
+        <w:sz w:val="20"/>
+      </w:rPr>
+    </w:lvl>
+    <w:lvl w:ilvl="4" w:tentative="1">
+      <w:start w:val="1"/>
+      <w:numFmt w:val="bullet"/>
+      <w:lvlText w:val=""/>
+      <w:lvlJc w:val="left"/>
+      <w:pPr>
+        <w:tabs>
+          <w:tab w:val="num" w:pos="3600"/>
+        </w:tabs>
+        <w:ind w:left="3600" w:hanging="360"/>
+      </w:pPr>
+      <w:rPr>
+        <w:rFonts w:ascii="Wingdings" w:hAnsi="Wingdings" w:hint="default"/>
+        <w:sz w:val="20"/>
+      </w:rPr>
+    </w:lvl>
+    <w:lvl w:ilvl="5" w:tentative="1">
+      <w:start w:val="1"/>
+      <w:numFmt w:val="bullet"/>
+      <w:lvlText w:val=""/>
+      <w:lvlJc w:val="left"/>
+      <w:pPr>
+        <w:tabs>
+          <w:tab w:val="num" w:pos="4320"/>
+        </w:tabs>
+        <w:ind w:left="4320" w:hanging="360"/>
+      </w:pPr>
+      <w:rPr>
+        <w:rFonts w:ascii="Wingdings" w:hAnsi="Wingdings" w:hint="default"/>
+        <w:sz w:val="20"/>
+      </w:rPr>
+    </w:lvl>
+    <w:lvl w:ilvl="6" w:tentative="1">
+      <w:start w:val="1"/>
+      <w:numFmt w:val="bullet"/>
+      <w:lvlText w:val=""/>
+      <w:lvlJc w:val="left"/>
+      <w:pPr>
+        <w:tabs>
+          <w:tab w:val="num" w:pos="5040"/>
+        </w:tabs>
+        <w:ind w:left="5040" w:hanging="360"/>
+      </w:pPr>
+      <w:rPr>
+        <w:rFonts w:ascii="Wingdings" w:hAnsi="Wingdings" w:hint="default"/>
+        <w:sz w:val="20"/>
+      </w:rPr>
+    </w:lvl>
+    <w:lvl w:ilvl="7" w:tentative="1">
+      <w:start w:val="1"/>
+      <w:numFmt w:val="bullet"/>
+      <w:lvlText w:val=""/>
+      <w:lvlJc w:val="left"/>
+      <w:pPr>
+        <w:tabs>
+          <w:tab w:val="num" w:pos="5760"/>
+        </w:tabs>
+        <w:ind w:left="5760" w:hanging="360"/>
+      </w:pPr>
+      <w:rPr>
+        <w:rFonts w:ascii="Wingdings" w:hAnsi="Wingdings" w:hint="default"/>
+        <w:sz w:val="20"/>
+      </w:rPr>
+    </w:lvl>
+    <w:lvl w:ilvl="8" w:tentative="1">
+      <w:start w:val="1"/>
+      <w:numFmt w:val="bullet"/>
+      <w:lvlText w:val=""/>
+      <w:lvlJc w:val="left"/>
+      <w:pPr>
+        <w:tabs>
+          <w:tab w:val="num" w:pos="6480"/>
+        </w:tabs>
+        <w:ind w:left="6480" w:hanging="360"/>
+      </w:pPr>
+      <w:rPr>
+        <w:rFonts w:ascii="Wingdings" w:hAnsi="Wingdings" w:hint="default"/>
+        <w:sz w:val="20"/>
+      </w:rPr>
+    </w:lvl>
+  </w:abstractNum>
   <w:num w:numId="1" w16cid:durableId="1654869707">
     <w:abstractNumId w:val="5"/>
   </w:num>
@@ -10784,6 +12934,12 @@
   </w:num>
   <w:num w:numId="8" w16cid:durableId="843475483">
     <w:abstractNumId w:val="3"/>
+  </w:num>
+  <w:num w:numId="9" w16cid:durableId="1897738692">
+    <w:abstractNumId w:val="8"/>
+  </w:num>
+  <w:num w:numId="10" w16cid:durableId="1775398435">
+    <w:abstractNumId w:val="9"/>
   </w:num>
 </w:numbering>
 </file>
